--- a/documento/Termo de Adesão - PF.docx
+++ b/documento/Termo de Adesão - PF.docx
@@ -279,13 +279,15 @@
         <w:rPr>
           <w:rFonts w:ascii="Tahoma" w:eastAsia="Arial Unicode MS" w:hAnsi="Tahoma" w:cs="Tahoma"/>
           <w:b/>
-          <w:sz w:val="16"/>
-          <w:szCs w:val="16"/>
-        </w:rPr>
-      </w:pPr>
-      <w:r>
-        <w:rPr>
-          <w:rFonts w:ascii="Tahoma" w:eastAsia="Arial Unicode MS" w:hAnsi="Tahoma" w:cs="Tahoma"/>
+          <w:color w:val="000000" w:themeColor="text1"/>
+          <w:sz w:val="16"/>
+          <w:szCs w:val="16"/>
+        </w:rPr>
+      </w:pPr>
+      <w:r>
+        <w:rPr>
+          <w:rFonts w:ascii="Tahoma" w:eastAsia="Arial Unicode MS" w:hAnsi="Tahoma" w:cs="Tahoma"/>
+          <w:color w:val="000000" w:themeColor="text1"/>
           <w:sz w:val="16"/>
           <w:szCs w:val="16"/>
         </w:rPr>
@@ -294,6 +296,124 @@
       <w:r>
         <w:rPr>
           <w:rFonts w:ascii="Tahoma" w:eastAsia="Arial Unicode MS" w:hAnsi="Tahoma" w:cs="Tahoma"/>
+          <w:color w:val="000000" w:themeColor="text1"/>
+          <w:sz w:val="16"/>
+          <w:szCs w:val="16"/>
+        </w:rPr>
+        <w:t xml:space="preserve"> &lt;termo/</w:t>
+      </w:r>
+      <w:proofErr w:type="spellStart"/>
+      <w:r>
+        <w:rPr>
+          <w:rFonts w:ascii="Tahoma" w:eastAsia="Arial Unicode MS" w:hAnsi="Tahoma" w:cs="Tahoma"/>
+          <w:color w:val="000000" w:themeColor="text1"/>
+          <w:sz w:val="16"/>
+          <w:szCs w:val="16"/>
+        </w:rPr>
+        <w:t>inicio</w:t>
+      </w:r>
+      <w:proofErr w:type="spellEnd"/>
+      <w:r>
+        <w:rPr>
+          <w:rFonts w:ascii="Tahoma" w:eastAsia="Arial Unicode MS" w:hAnsi="Tahoma" w:cs="Tahoma"/>
+          <w:color w:val="000000" w:themeColor="text1"/>
+          <w:sz w:val="16"/>
+          <w:szCs w:val="16"/>
+        </w:rPr>
+        <w:t xml:space="preserve"> de </w:t>
+      </w:r>
+      <w:proofErr w:type="spellStart"/>
+      <w:r>
+        <w:rPr>
+          <w:rFonts w:ascii="Tahoma" w:eastAsia="Arial Unicode MS" w:hAnsi="Tahoma" w:cs="Tahoma"/>
+          <w:color w:val="000000" w:themeColor="text1"/>
+          <w:sz w:val="16"/>
+          <w:szCs w:val="16"/>
+        </w:rPr>
+        <w:t>vigencia</w:t>
+      </w:r>
+      <w:proofErr w:type="spellEnd"/>
+      <w:r>
+        <w:rPr>
+          <w:rFonts w:ascii="Tahoma" w:eastAsia="Arial Unicode MS" w:hAnsi="Tahoma" w:cs="Tahoma"/>
+          <w:color w:val="000000" w:themeColor="text1"/>
+          <w:sz w:val="16"/>
+          <w:szCs w:val="16"/>
+        </w:rPr>
+        <w:t>/</w:t>
+      </w:r>
+      <w:proofErr w:type="spellStart"/>
+      <w:r>
+        <w:rPr>
+          <w:rFonts w:ascii="Tahoma" w:eastAsia="Arial Unicode MS" w:hAnsi="Tahoma" w:cs="Tahoma"/>
+          <w:color w:val="000000" w:themeColor="text1"/>
+          <w:sz w:val="16"/>
+          <w:szCs w:val="16"/>
+        </w:rPr>
+        <w:t>por_extenso</w:t>
+      </w:r>
+      <w:proofErr w:type="spellEnd"/>
+      <w:r>
+        <w:rPr>
+          <w:rFonts w:ascii="Tahoma" w:eastAsia="Arial Unicode MS" w:hAnsi="Tahoma" w:cs="Tahoma"/>
+          <w:color w:val="000000" w:themeColor="text1"/>
+          <w:sz w:val="16"/>
+          <w:szCs w:val="16"/>
+        </w:rPr>
+        <w:t>&gt;,</w:t>
+      </w:r>
+      <w:r>
+        <w:rPr>
+          <w:rFonts w:ascii="Tahoma" w:eastAsia="Arial Unicode MS" w:hAnsi="Tahoma" w:cs="Tahoma"/>
+          <w:color w:val="000000" w:themeColor="text1"/>
+          <w:sz w:val="16"/>
+          <w:szCs w:val="16"/>
+        </w:rPr>
+        <w:t xml:space="preserve">, no Departamento de Transportes Públicos – DTP, situado na Rua Joaquim Carlos nº 655 – Pari – nesta Capital, pelo presente instrumento, de um lado a </w:t>
+      </w:r>
+      <w:r>
+        <w:rPr>
+          <w:rFonts w:ascii="Tahoma" w:eastAsia="Arial Unicode MS" w:hAnsi="Tahoma" w:cs="Tahoma"/>
+          <w:b/>
+          <w:color w:val="000000" w:themeColor="text1"/>
+          <w:sz w:val="16"/>
+          <w:szCs w:val="16"/>
+        </w:rPr>
+        <w:t>PREFEITURA DO MUNICÍPIO DE SÃO PAULO</w:t>
+      </w:r>
+      <w:r>
+        <w:rPr>
+          <w:rFonts w:ascii="Tahoma" w:eastAsia="Arial Unicode MS" w:hAnsi="Tahoma" w:cs="Tahoma"/>
+          <w:color w:val="000000" w:themeColor="text1"/>
+          <w:sz w:val="16"/>
+          <w:szCs w:val="16"/>
+        </w:rPr>
+        <w:t xml:space="preserve">, pela </w:t>
+      </w:r>
+      <w:r>
+        <w:rPr>
+          <w:rFonts w:ascii="Tahoma" w:eastAsia="Arial Unicode MS" w:hAnsi="Tahoma" w:cs="Tahoma"/>
+          <w:b/>
+          <w:color w:val="000000" w:themeColor="text1"/>
+          <w:sz w:val="16"/>
+          <w:szCs w:val="16"/>
+        </w:rPr>
+        <w:t xml:space="preserve">SECRETARIA MUNICIPAL DE MOBILIDADE </w:t>
+      </w:r>
+      <w:r>
+        <w:rPr>
+          <w:rFonts w:ascii="Tahoma" w:eastAsia="Arial Unicode MS" w:hAnsi="Tahoma" w:cs="Tahoma"/>
+          <w:b/>
+          <w:color w:val="000000" w:themeColor="text1"/>
+          <w:sz w:val="16"/>
+          <w:szCs w:val="16"/>
+        </w:rPr>
+        <w:t>URBANA E TRANSPORTE</w:t>
+      </w:r>
+      <w:r>
+        <w:rPr>
+          <w:rFonts w:ascii="Tahoma" w:eastAsia="Arial Unicode MS" w:hAnsi="Tahoma" w:cs="Tahoma"/>
+          <w:color w:val="000000" w:themeColor="text1"/>
           <w:sz w:val="16"/>
           <w:szCs w:val="16"/>
         </w:rPr>
@@ -302,126 +422,46 @@
       <w:r>
         <w:rPr>
           <w:rFonts w:ascii="Tahoma" w:eastAsia="Arial Unicode MS" w:hAnsi="Tahoma" w:cs="Tahoma"/>
-          <w:color w:val="EE0000"/>
-          <w:sz w:val="16"/>
-          <w:szCs w:val="16"/>
-        </w:rPr>
-        <w:t>&lt;termo/</w:t>
-      </w:r>
-      <w:proofErr w:type="spellStart"/>
-      <w:r>
-        <w:rPr>
-          <w:rFonts w:ascii="Tahoma" w:eastAsia="Arial Unicode MS" w:hAnsi="Tahoma" w:cs="Tahoma"/>
-          <w:color w:val="EE0000"/>
-          <w:sz w:val="16"/>
-          <w:szCs w:val="16"/>
-        </w:rPr>
-        <w:t>inicio</w:t>
-      </w:r>
-      <w:proofErr w:type="spellEnd"/>
-      <w:r>
-        <w:rPr>
-          <w:rFonts w:ascii="Tahoma" w:eastAsia="Arial Unicode MS" w:hAnsi="Tahoma" w:cs="Tahoma"/>
-          <w:color w:val="EE0000"/>
-          <w:sz w:val="16"/>
-          <w:szCs w:val="16"/>
-        </w:rPr>
-        <w:t xml:space="preserve"> de </w:t>
-      </w:r>
-      <w:proofErr w:type="spellStart"/>
-      <w:r>
-        <w:rPr>
-          <w:rFonts w:ascii="Tahoma" w:eastAsia="Arial Unicode MS" w:hAnsi="Tahoma" w:cs="Tahoma"/>
-          <w:color w:val="EE0000"/>
-          <w:sz w:val="16"/>
-          <w:szCs w:val="16"/>
-        </w:rPr>
-        <w:t>vigencia</w:t>
-      </w:r>
-      <w:proofErr w:type="spellEnd"/>
-      <w:r>
-        <w:rPr>
-          <w:rFonts w:ascii="Tahoma" w:eastAsia="Arial Unicode MS" w:hAnsi="Tahoma" w:cs="Tahoma"/>
-          <w:color w:val="EE0000"/>
-          <w:sz w:val="16"/>
-          <w:szCs w:val="16"/>
-        </w:rPr>
-        <w:t>/</w:t>
-      </w:r>
-      <w:proofErr w:type="spellStart"/>
-      <w:r>
-        <w:rPr>
-          <w:rFonts w:ascii="Tahoma" w:eastAsia="Arial Unicode MS" w:hAnsi="Tahoma" w:cs="Tahoma"/>
-          <w:color w:val="EE0000"/>
-          <w:sz w:val="16"/>
-          <w:szCs w:val="16"/>
-        </w:rPr>
-        <w:t>por_extenso</w:t>
-      </w:r>
-      <w:proofErr w:type="spellEnd"/>
-      <w:r>
-        <w:rPr>
-          <w:rFonts w:ascii="Tahoma" w:eastAsia="Arial Unicode MS" w:hAnsi="Tahoma" w:cs="Tahoma"/>
-          <w:color w:val="EE0000"/>
-          <w:sz w:val="16"/>
-          <w:szCs w:val="16"/>
-        </w:rPr>
-        <w:t>&gt;</w:t>
-      </w:r>
-      <w:r>
-        <w:rPr>
-          <w:rFonts w:ascii="Tahoma" w:eastAsia="Arial Unicode MS" w:hAnsi="Tahoma" w:cs="Tahoma"/>
-          <w:sz w:val="16"/>
-          <w:szCs w:val="16"/>
-        </w:rPr>
-        <w:t>,</w:t>
-      </w:r>
-      <w:r>
-        <w:rPr>
-          <w:rFonts w:ascii="Tahoma" w:eastAsia="Arial Unicode MS" w:hAnsi="Tahoma" w:cs="Tahoma"/>
-          <w:sz w:val="16"/>
-          <w:szCs w:val="16"/>
-        </w:rPr>
-        <w:t xml:space="preserve">, no Departamento de Transportes Públicos – DTP, situado na Rua Joaquim Carlos nº 655 – Pari – nesta Capital, pelo presente instrumento, de um lado a </w:t>
-      </w:r>
-      <w:r>
-        <w:rPr>
-          <w:rFonts w:ascii="Tahoma" w:eastAsia="Arial Unicode MS" w:hAnsi="Tahoma" w:cs="Tahoma"/>
           <w:b/>
-          <w:sz w:val="16"/>
-          <w:szCs w:val="16"/>
-        </w:rPr>
-        <w:t>PREFEITURA DO MUNICÍPIO DE SÃO PAULO</w:t>
-      </w:r>
-      <w:r>
-        <w:rPr>
-          <w:rFonts w:ascii="Tahoma" w:eastAsia="Arial Unicode MS" w:hAnsi="Tahoma" w:cs="Tahoma"/>
-          <w:sz w:val="16"/>
-          <w:szCs w:val="16"/>
-        </w:rPr>
-        <w:t xml:space="preserve">, pela </w:t>
+          <w:color w:val="000000" w:themeColor="text1"/>
+          <w:sz w:val="16"/>
+          <w:szCs w:val="16"/>
+        </w:rPr>
+        <w:t>–</w:t>
+      </w:r>
+      <w:r>
+        <w:rPr>
+          <w:rFonts w:ascii="Tahoma" w:eastAsia="Arial Unicode MS" w:hAnsi="Tahoma" w:cs="Tahoma"/>
+          <w:color w:val="000000" w:themeColor="text1"/>
+          <w:sz w:val="16"/>
+          <w:szCs w:val="16"/>
+        </w:rPr>
+        <w:t xml:space="preserve"> </w:t>
       </w:r>
       <w:r>
         <w:rPr>
           <w:rFonts w:ascii="Tahoma" w:eastAsia="Arial Unicode MS" w:hAnsi="Tahoma" w:cs="Tahoma"/>
           <w:b/>
-          <w:sz w:val="16"/>
-          <w:szCs w:val="16"/>
-        </w:rPr>
-        <w:t xml:space="preserve">SECRETARIA MUNICIPAL DE MOBILIDADE </w:t>
+          <w:color w:val="000000" w:themeColor="text1"/>
+          <w:sz w:val="16"/>
+          <w:szCs w:val="16"/>
+        </w:rPr>
+        <w:t>SMT</w:t>
+      </w:r>
+      <w:r>
+        <w:rPr>
+          <w:rFonts w:ascii="Tahoma" w:eastAsia="Arial Unicode MS" w:hAnsi="Tahoma" w:cs="Tahoma"/>
+          <w:color w:val="000000" w:themeColor="text1"/>
+          <w:sz w:val="16"/>
+          <w:szCs w:val="16"/>
+        </w:rPr>
+        <w:t>, inscrita no CNPJ sob nº 46.392.155/0001-11, neste ato representada pelo</w:t>
       </w:r>
       <w:r>
         <w:rPr>
           <w:rFonts w:ascii="Tahoma" w:eastAsia="Arial Unicode MS" w:hAnsi="Tahoma" w:cs="Tahoma"/>
           <w:b/>
-          <w:sz w:val="16"/>
-          <w:szCs w:val="16"/>
-        </w:rPr>
-        <w:t>URBANA E TRANSPORTE</w:t>
-      </w:r>
-      <w:r>
-        <w:rPr>
-          <w:rFonts w:ascii="Tahoma" w:eastAsia="Arial Unicode MS" w:hAnsi="Tahoma" w:cs="Tahoma"/>
+          <w:color w:val="000000" w:themeColor="text1"/>
           <w:sz w:val="16"/>
           <w:szCs w:val="16"/>
         </w:rPr>
@@ -431,76 +471,37 @@
         <w:rPr>
           <w:rFonts w:ascii="Tahoma" w:eastAsia="Arial Unicode MS" w:hAnsi="Tahoma" w:cs="Tahoma"/>
           <w:b/>
-          <w:sz w:val="16"/>
-          <w:szCs w:val="16"/>
-        </w:rPr>
-        <w:t>–</w:t>
-      </w:r>
-      <w:r>
-        <w:rPr>
-          <w:rFonts w:ascii="Tahoma" w:eastAsia="Arial Unicode MS" w:hAnsi="Tahoma" w:cs="Tahoma"/>
-          <w:sz w:val="16"/>
-          <w:szCs w:val="16"/>
-        </w:rPr>
-        <w:t xml:space="preserve"> </w:t>
+          <w:color w:val="000000" w:themeColor="text1"/>
+          <w:sz w:val="16"/>
+          <w:szCs w:val="16"/>
+        </w:rPr>
+        <w:t>DIRETOR DO DEPARTAMENTO DE TRANSPORTES PÚBLICOS - DTP</w:t>
       </w:r>
       <w:r>
         <w:rPr>
           <w:rFonts w:ascii="Tahoma" w:eastAsia="Arial Unicode MS" w:hAnsi="Tahoma" w:cs="Tahoma"/>
           <w:b/>
-          <w:sz w:val="16"/>
-          <w:szCs w:val="16"/>
-        </w:rPr>
-        <w:t>SMT</w:t>
-      </w:r>
-      <w:r>
-        <w:rPr>
-          <w:rFonts w:ascii="Tahoma" w:eastAsia="Arial Unicode MS" w:hAnsi="Tahoma" w:cs="Tahoma"/>
-          <w:sz w:val="16"/>
-          <w:szCs w:val="16"/>
-        </w:rPr>
-        <w:t>, inscrita no CNPJ sob nº 46.392.155/0001-11, neste ato representada pelo</w:t>
+          <w:color w:val="000000" w:themeColor="text1"/>
+          <w:sz w:val="16"/>
+          <w:szCs w:val="16"/>
+        </w:rPr>
+        <w:t xml:space="preserve">, Sr. </w:t>
       </w:r>
       <w:r>
         <w:rPr>
           <w:rFonts w:ascii="Tahoma" w:eastAsia="Arial Unicode MS" w:hAnsi="Tahoma" w:cs="Tahoma"/>
           <w:b/>
-          <w:sz w:val="16"/>
-          <w:szCs w:val="16"/>
-        </w:rPr>
-        <w:t xml:space="preserve"> </w:t>
+          <w:color w:val="000000" w:themeColor="text1"/>
+          <w:sz w:val="16"/>
+          <w:szCs w:val="16"/>
+        </w:rPr>
+        <w:t>LEANDRO GABRELON</w:t>
       </w:r>
       <w:r>
         <w:rPr>
           <w:rFonts w:ascii="Tahoma" w:eastAsia="Arial Unicode MS" w:hAnsi="Tahoma" w:cs="Tahoma"/>
           <w:b/>
-          <w:sz w:val="16"/>
-          <w:szCs w:val="16"/>
-        </w:rPr>
-        <w:t>DIRETOR DO DEPARTAMENTO DE TRANSPORTES PÚBLICOS - DTP</w:t>
-      </w:r>
-      <w:r>
-        <w:rPr>
-          <w:rFonts w:ascii="Tahoma" w:eastAsia="Arial Unicode MS" w:hAnsi="Tahoma" w:cs="Tahoma"/>
-          <w:b/>
-          <w:sz w:val="16"/>
-          <w:szCs w:val="16"/>
-        </w:rPr>
-        <w:t xml:space="preserve">, Sr. </w:t>
-      </w:r>
-      <w:r>
-        <w:rPr>
-          <w:rFonts w:ascii="Tahoma" w:eastAsia="Arial Unicode MS" w:hAnsi="Tahoma" w:cs="Tahoma"/>
-          <w:b/>
-          <w:sz w:val="16"/>
-          <w:szCs w:val="16"/>
-        </w:rPr>
-        <w:t>LEANDRO GABRELON</w:t>
-      </w:r>
-      <w:r>
-        <w:rPr>
-          <w:rFonts w:ascii="Tahoma" w:eastAsia="Arial Unicode MS" w:hAnsi="Tahoma" w:cs="Tahoma"/>
-          <w:b/>
+          <w:color w:val="000000" w:themeColor="text1"/>
           <w:sz w:val="16"/>
           <w:szCs w:val="16"/>
         </w:rPr>
@@ -511,6 +512,7 @@
           <w:rFonts w:ascii="Tahoma" w:eastAsia="Arial Unicode MS" w:hAnsi="Tahoma" w:cs="Tahoma"/>
           <w:b/>
           <w:bCs/>
+          <w:color w:val="000000" w:themeColor="text1"/>
           <w:sz w:val="16"/>
           <w:szCs w:val="16"/>
         </w:rPr>
@@ -521,6 +523,7 @@
           <w:rFonts w:ascii="Tahoma" w:eastAsia="Arial Unicode MS" w:hAnsi="Tahoma" w:cs="Tahoma"/>
           <w:b/>
           <w:bCs/>
+          <w:color w:val="000000" w:themeColor="text1"/>
           <w:sz w:val="16"/>
           <w:szCs w:val="16"/>
         </w:rPr>
@@ -531,6 +534,7 @@
           <w:rFonts w:ascii="Tahoma" w:eastAsia="Arial Unicode MS" w:hAnsi="Tahoma" w:cs="Tahoma"/>
           <w:b/>
           <w:bCs/>
+          <w:color w:val="000000" w:themeColor="text1"/>
           <w:sz w:val="16"/>
           <w:szCs w:val="16"/>
         </w:rPr>
@@ -541,6 +545,7 @@
           <w:rFonts w:ascii="Tahoma" w:eastAsia="Arial Unicode MS" w:hAnsi="Tahoma" w:cs="Tahoma"/>
           <w:b/>
           <w:bCs/>
+          <w:color w:val="000000" w:themeColor="text1"/>
           <w:sz w:val="16"/>
           <w:szCs w:val="16"/>
         </w:rPr>
@@ -551,6 +556,7 @@
           <w:rFonts w:ascii="Tahoma" w:eastAsia="Arial Unicode MS" w:hAnsi="Tahoma" w:cs="Tahoma"/>
           <w:b/>
           <w:bCs/>
+          <w:color w:val="000000" w:themeColor="text1"/>
           <w:sz w:val="16"/>
           <w:szCs w:val="16"/>
         </w:rPr>
@@ -561,6 +567,7 @@
           <w:rFonts w:ascii="Tahoma" w:eastAsia="Arial Unicode MS" w:hAnsi="Tahoma" w:cs="Tahoma"/>
           <w:b/>
           <w:bCs/>
+          <w:color w:val="000000" w:themeColor="text1"/>
           <w:sz w:val="16"/>
           <w:szCs w:val="16"/>
         </w:rPr>
@@ -569,6 +576,7 @@
       <w:r>
         <w:rPr>
           <w:rFonts w:ascii="Tahoma" w:eastAsia="Arial Unicode MS" w:hAnsi="Tahoma" w:cs="Tahoma"/>
+          <w:color w:val="000000" w:themeColor="text1"/>
           <w:sz w:val="16"/>
           <w:szCs w:val="16"/>
         </w:rPr>
@@ -578,6 +586,7 @@
         <w:rPr>
           <w:rFonts w:ascii="Tahoma" w:eastAsia="Arial Unicode MS" w:hAnsi="Tahoma" w:cs="Tahoma"/>
           <w:b/>
+          <w:color w:val="000000" w:themeColor="text1"/>
           <w:sz w:val="16"/>
           <w:szCs w:val="16"/>
         </w:rPr>
@@ -586,6 +595,7 @@
       <w:r>
         <w:rPr>
           <w:rFonts w:ascii="Tahoma" w:eastAsia="Arial Unicode MS" w:hAnsi="Tahoma" w:cs="Tahoma"/>
+          <w:color w:val="000000" w:themeColor="text1"/>
           <w:sz w:val="16"/>
           <w:szCs w:val="16"/>
         </w:rPr>
@@ -594,6 +604,7 @@
       <w:r>
         <w:rPr>
           <w:rFonts w:ascii="Tahoma" w:eastAsia="Arial Unicode MS" w:hAnsi="Tahoma" w:cs="Tahoma"/>
+          <w:color w:val="000000" w:themeColor="text1"/>
           <w:sz w:val="16"/>
           <w:szCs w:val="16"/>
         </w:rPr>
@@ -602,6 +613,7 @@
       <w:r>
         <w:rPr>
           <w:rFonts w:ascii="Tahoma" w:eastAsia="Arial Unicode MS" w:hAnsi="Tahoma" w:cs="Tahoma"/>
+          <w:color w:val="000000" w:themeColor="text1"/>
           <w:sz w:val="16"/>
           <w:szCs w:val="16"/>
         </w:rPr>
@@ -610,6 +622,7 @@
       <w:r>
         <w:rPr>
           <w:rFonts w:ascii="Tahoma" w:eastAsia="Arial Unicode MS" w:hAnsi="Tahoma" w:cs="Tahoma"/>
+          <w:color w:val="000000" w:themeColor="text1"/>
           <w:sz w:val="16"/>
           <w:szCs w:val="16"/>
         </w:rPr>
@@ -618,6 +631,7 @@
       <w:r>
         <w:rPr>
           <w:rFonts w:ascii="Tahoma" w:eastAsia="Arial Unicode MS" w:hAnsi="Tahoma" w:cs="Tahoma"/>
+          <w:color w:val="000000" w:themeColor="text1"/>
           <w:sz w:val="16"/>
           <w:szCs w:val="16"/>
         </w:rPr>
@@ -626,6 +640,7 @@
       <w:r>
         <w:rPr>
           <w:rFonts w:ascii="Tahoma" w:eastAsia="Arial Unicode MS" w:hAnsi="Tahoma" w:cs="Tahoma"/>
+          <w:color w:val="000000" w:themeColor="text1"/>
           <w:sz w:val="16"/>
           <w:szCs w:val="16"/>
         </w:rPr>
@@ -634,6 +649,7 @@
       <w:r>
         <w:rPr>
           <w:rFonts w:ascii="Tahoma" w:eastAsia="Arial Unicode MS" w:hAnsi="Tahoma" w:cs="Tahoma"/>
+          <w:color w:val="000000" w:themeColor="text1"/>
           <w:sz w:val="16"/>
           <w:szCs w:val="16"/>
         </w:rPr>
@@ -642,6 +658,7 @@
       <w:r>
         <w:rPr>
           <w:rFonts w:ascii="Tahoma" w:eastAsia="Arial Unicode MS" w:hAnsi="Tahoma" w:cs="Tahoma"/>
+          <w:color w:val="000000" w:themeColor="text1"/>
           <w:sz w:val="16"/>
           <w:szCs w:val="16"/>
         </w:rPr>
@@ -651,6 +668,7 @@
         <w:rPr>
           <w:rFonts w:ascii="Tahoma" w:eastAsia="Arial Unicode MS" w:hAnsi="Tahoma" w:cs="Tahoma"/>
           <w:b/>
+          <w:color w:val="000000" w:themeColor="text1"/>
           <w:sz w:val="16"/>
           <w:szCs w:val="16"/>
         </w:rPr>
@@ -659,6 +677,7 @@
       <w:r>
         <w:rPr>
           <w:rFonts w:ascii="Tahoma" w:eastAsia="Arial Unicode MS" w:hAnsi="Tahoma" w:cs="Tahoma"/>
+          <w:color w:val="000000" w:themeColor="text1"/>
           <w:sz w:val="16"/>
           <w:szCs w:val="16"/>
         </w:rPr>
@@ -668,6 +687,7 @@
         <w:rPr>
           <w:rFonts w:ascii="Tahoma" w:eastAsia="Arial Unicode MS" w:hAnsi="Tahoma" w:cs="Tahoma"/>
           <w:b/>
+          <w:color w:val="000000" w:themeColor="text1"/>
           <w:sz w:val="16"/>
           <w:szCs w:val="16"/>
         </w:rPr>
@@ -676,6 +696,7 @@
       <w:r>
         <w:rPr>
           <w:rFonts w:ascii="Tahoma" w:eastAsia="Arial Unicode MS" w:hAnsi="Tahoma" w:cs="Tahoma"/>
+          <w:color w:val="000000" w:themeColor="text1"/>
           <w:sz w:val="16"/>
           <w:szCs w:val="16"/>
         </w:rPr>
@@ -684,6 +705,7 @@
       <w:r>
         <w:rPr>
           <w:rFonts w:ascii="Tahoma" w:eastAsia="Arial Unicode MS" w:hAnsi="Tahoma" w:cs="Tahoma"/>
+          <w:color w:val="000000" w:themeColor="text1"/>
           <w:sz w:val="16"/>
           <w:szCs w:val="16"/>
         </w:rPr>
@@ -692,6 +714,7 @@
       <w:r>
         <w:rPr>
           <w:rFonts w:ascii="Tahoma" w:eastAsia="Arial Unicode MS" w:hAnsi="Tahoma" w:cs="Tahoma"/>
+          <w:color w:val="000000" w:themeColor="text1"/>
           <w:sz w:val="16"/>
           <w:szCs w:val="16"/>
         </w:rPr>
@@ -700,6 +723,7 @@
       <w:r>
         <w:rPr>
           <w:rFonts w:ascii="Tahoma" w:eastAsia="Arial Unicode MS" w:hAnsi="Tahoma" w:cs="Tahoma"/>
+          <w:color w:val="000000" w:themeColor="text1"/>
           <w:sz w:val="16"/>
           <w:szCs w:val="16"/>
         </w:rPr>
@@ -709,7 +733,7 @@
         <w:rPr>
           <w:rFonts w:ascii="Tahoma" w:eastAsia="Arial Unicode MS" w:hAnsi="Tahoma" w:cs="Tahoma"/>
           <w:noProof/>
-          <w:color w:val="FF0000"/>
+          <w:color w:val="000000" w:themeColor="text1"/>
           <w:sz w:val="16"/>
           <w:szCs w:val="16"/>
         </w:rPr>
@@ -718,6 +742,7 @@
       <w:r>
         <w:rPr>
           <w:rFonts w:ascii="Tahoma" w:eastAsia="Arial Unicode MS" w:hAnsi="Tahoma" w:cs="Tahoma"/>
+          <w:color w:val="000000" w:themeColor="text1"/>
           <w:sz w:val="16"/>
           <w:szCs w:val="16"/>
         </w:rPr>
@@ -726,6 +751,7 @@
       <w:r>
         <w:rPr>
           <w:rFonts w:ascii="Tahoma" w:eastAsia="Arial Unicode MS" w:hAnsi="Tahoma" w:cs="Tahoma"/>
+          <w:color w:val="000000" w:themeColor="text1"/>
           <w:sz w:val="16"/>
           <w:szCs w:val="16"/>
         </w:rPr>
@@ -734,6 +760,7 @@
       <w:r>
         <w:rPr>
           <w:rFonts w:ascii="Tahoma" w:eastAsia="Arial Unicode MS" w:hAnsi="Tahoma" w:cs="Tahoma"/>
+          <w:color w:val="000000" w:themeColor="text1"/>
           <w:sz w:val="16"/>
           <w:szCs w:val="16"/>
         </w:rPr>
@@ -742,6 +769,93 @@
       <w:r>
         <w:rPr>
           <w:rFonts w:ascii="Tahoma" w:eastAsia="Arial Unicode MS" w:hAnsi="Tahoma" w:cs="Tahoma"/>
+          <w:color w:val="000000" w:themeColor="text1"/>
+          <w:sz w:val="16"/>
+          <w:szCs w:val="16"/>
+        </w:rPr>
+        <w:t xml:space="preserve"> &lt;termo/logradouro, &lt;termo/bairro&gt;, &lt;termo/</w:t>
+      </w:r>
+      <w:proofErr w:type="spellStart"/>
+      <w:r>
+        <w:rPr>
+          <w:rFonts w:ascii="Tahoma" w:eastAsia="Arial Unicode MS" w:hAnsi="Tahoma" w:cs="Tahoma"/>
+          <w:color w:val="000000" w:themeColor="text1"/>
+          <w:sz w:val="16"/>
+          <w:szCs w:val="16"/>
+        </w:rPr>
+        <w:t>municipio</w:t>
+      </w:r>
+      <w:proofErr w:type="spellEnd"/>
+      <w:r>
+        <w:rPr>
+          <w:rFonts w:ascii="Tahoma" w:eastAsia="Arial Unicode MS" w:hAnsi="Tahoma" w:cs="Tahoma"/>
+          <w:color w:val="000000" w:themeColor="text1"/>
+          <w:sz w:val="16"/>
+          <w:szCs w:val="16"/>
+        </w:rPr>
+        <w:t>&gt;</w:t>
+      </w:r>
+      <w:r>
+        <w:rPr>
+          <w:rFonts w:ascii="Tahoma" w:eastAsia="Arial Unicode MS" w:hAnsi="Tahoma" w:cs="Tahoma"/>
+          <w:color w:val="000000" w:themeColor="text1"/>
+          <w:sz w:val="16"/>
+          <w:szCs w:val="16"/>
+        </w:rPr>
+        <w:t xml:space="preserve">, designado neste ato como </w:t>
+      </w:r>
+      <w:r>
+        <w:rPr>
+          <w:rFonts w:ascii="Tahoma" w:eastAsia="Arial Unicode MS" w:hAnsi="Tahoma" w:cs="Tahoma"/>
+          <w:b/>
+          <w:color w:val="000000" w:themeColor="text1"/>
+          <w:sz w:val="16"/>
+          <w:szCs w:val="16"/>
+        </w:rPr>
+        <w:t>CREDENCIADO(A)</w:t>
+      </w:r>
+      <w:r>
+        <w:rPr>
+          <w:rFonts w:ascii="Tahoma" w:eastAsia="Arial Unicode MS" w:hAnsi="Tahoma" w:cs="Tahoma"/>
+          <w:color w:val="000000" w:themeColor="text1"/>
+          <w:sz w:val="16"/>
+          <w:szCs w:val="16"/>
+        </w:rPr>
+        <w:t xml:space="preserve"> resolvem celebrar o presente instrumento, autorizado por meio do </w:t>
+      </w:r>
+      <w:r>
+        <w:rPr>
+          <w:rFonts w:ascii="Tahoma" w:eastAsia="Arial Unicode MS" w:hAnsi="Tahoma" w:cs="Tahoma"/>
+          <w:b/>
+          <w:color w:val="000000" w:themeColor="text1"/>
+          <w:sz w:val="16"/>
+          <w:szCs w:val="16"/>
+        </w:rPr>
+        <w:t>Edital de Chamamento Público nº 01/2022-SMT/SETRAM/DTP</w:t>
+      </w:r>
+      <w:r>
+        <w:rPr>
+          <w:rFonts w:ascii="Tahoma" w:eastAsia="Arial Unicode MS" w:hAnsi="Tahoma" w:cs="Tahoma"/>
+          <w:color w:val="000000" w:themeColor="text1"/>
+          <w:sz w:val="16"/>
+          <w:szCs w:val="16"/>
+        </w:rPr>
+        <w:t xml:space="preserve">, </w:t>
+      </w:r>
+      <w:r>
+        <w:rPr>
+          <w:rFonts w:ascii="Tahoma" w:eastAsia="Arial Unicode MS" w:hAnsi="Tahoma" w:cs="Tahoma"/>
+          <w:b/>
+          <w:color w:val="000000" w:themeColor="text1"/>
+          <w:sz w:val="16"/>
+          <w:szCs w:val="16"/>
+        </w:rPr>
+        <w:t>publicado no DOC</w:t>
+      </w:r>
+      <w:r>
+        <w:rPr>
+          <w:rFonts w:ascii="Tahoma" w:eastAsia="Arial Unicode MS" w:hAnsi="Tahoma" w:cs="Tahoma"/>
+          <w:color w:val="000000" w:themeColor="text1"/>
           <w:sz w:val="16"/>
           <w:szCs w:val="16"/>
         </w:rPr>
@@ -750,86 +864,47 @@
       <w:r>
         <w:rPr>
           <w:rFonts w:ascii="Tahoma" w:eastAsia="Arial Unicode MS" w:hAnsi="Tahoma" w:cs="Tahoma"/>
-          <w:color w:val="EE0000"/>
-          <w:sz w:val="16"/>
-          <w:szCs w:val="16"/>
-        </w:rPr>
-        <w:t>&lt;termo/logradouro, &lt;termo/bairro&gt;, &lt;termo/</w:t>
-      </w:r>
-      <w:proofErr w:type="spellStart"/>
-      <w:r>
-        <w:rPr>
-          <w:rFonts w:ascii="Tahoma" w:eastAsia="Arial Unicode MS" w:hAnsi="Tahoma" w:cs="Tahoma"/>
-          <w:color w:val="EE0000"/>
-          <w:sz w:val="16"/>
-          <w:szCs w:val="16"/>
-        </w:rPr>
-        <w:t>municipio</w:t>
-      </w:r>
-      <w:proofErr w:type="spellEnd"/>
-      <w:r>
-        <w:rPr>
-          <w:rFonts w:ascii="Tahoma" w:eastAsia="Arial Unicode MS" w:hAnsi="Tahoma" w:cs="Tahoma"/>
-          <w:color w:val="EE0000"/>
-          <w:sz w:val="16"/>
-          <w:szCs w:val="16"/>
-        </w:rPr>
-        <w:t>&gt;</w:t>
-      </w:r>
-      <w:r>
-        <w:rPr>
-          <w:rFonts w:ascii="Tahoma" w:eastAsia="Arial Unicode MS" w:hAnsi="Tahoma" w:cs="Tahoma"/>
-          <w:sz w:val="16"/>
-          <w:szCs w:val="16"/>
-        </w:rPr>
-        <w:t xml:space="preserve">, designado neste ato como </w:t>
-      </w:r>
-      <w:r>
-        <w:rPr>
-          <w:rFonts w:ascii="Tahoma" w:eastAsia="Arial Unicode MS" w:hAnsi="Tahoma" w:cs="Tahoma"/>
           <w:b/>
-          <w:sz w:val="16"/>
-          <w:szCs w:val="16"/>
-        </w:rPr>
-        <w:t>CREDENCIADO(A)</w:t>
-      </w:r>
-      <w:r>
-        <w:rPr>
-          <w:rFonts w:ascii="Tahoma" w:eastAsia="Arial Unicode MS" w:hAnsi="Tahoma" w:cs="Tahoma"/>
-          <w:sz w:val="16"/>
-          <w:szCs w:val="16"/>
-        </w:rPr>
-        <w:t xml:space="preserve"> resolvem celebrar o presente instrumento, autorizado por meio do </w:t>
+          <w:color w:val="000000" w:themeColor="text1"/>
+          <w:sz w:val="16"/>
+          <w:szCs w:val="16"/>
+        </w:rPr>
+        <w:t xml:space="preserve">de 11/06/2022, às fls. </w:t>
       </w:r>
       <w:r>
         <w:rPr>
           <w:rFonts w:ascii="Tahoma" w:eastAsia="Arial Unicode MS" w:hAnsi="Tahoma" w:cs="Tahoma"/>
           <w:b/>
-          <w:sz w:val="16"/>
-          <w:szCs w:val="16"/>
-        </w:rPr>
-        <w:t>Edital de Chamamento Público nº 01/2022-SMT/SETRAM/DTP</w:t>
-      </w:r>
-      <w:r>
-        <w:rPr>
-          <w:rFonts w:ascii="Tahoma" w:eastAsia="Arial Unicode MS" w:hAnsi="Tahoma" w:cs="Tahoma"/>
-          <w:sz w:val="16"/>
-          <w:szCs w:val="16"/>
-        </w:rPr>
-        <w:t xml:space="preserve">, </w:t>
+          <w:color w:val="000000" w:themeColor="text1"/>
+          <w:sz w:val="16"/>
+          <w:szCs w:val="16"/>
+        </w:rPr>
+        <w:t>30</w:t>
       </w:r>
       <w:r>
         <w:rPr>
           <w:rFonts w:ascii="Tahoma" w:eastAsia="Arial Unicode MS" w:hAnsi="Tahoma" w:cs="Tahoma"/>
           <w:b/>
-          <w:sz w:val="16"/>
-          <w:szCs w:val="16"/>
-        </w:rPr>
-        <w:t>publicado no DOC</w:t>
-      </w:r>
-      <w:r>
-        <w:rPr>
-          <w:rFonts w:ascii="Tahoma" w:eastAsia="Arial Unicode MS" w:hAnsi="Tahoma" w:cs="Tahoma"/>
+          <w:color w:val="000000" w:themeColor="text1"/>
+          <w:sz w:val="16"/>
+          <w:szCs w:val="16"/>
+        </w:rPr>
+        <w:t xml:space="preserve">, processo SEI 6020.2021/0018559-7, </w:t>
+      </w:r>
+      <w:r>
+        <w:rPr>
+          <w:rFonts w:ascii="Tahoma" w:eastAsia="Arial Unicode MS" w:hAnsi="Tahoma" w:cs="Tahoma"/>
+          <w:color w:val="000000" w:themeColor="text1"/>
+          <w:sz w:val="16"/>
+          <w:szCs w:val="16"/>
+        </w:rPr>
+        <w:t>com fundamento na Lei Federal nº 8.666/93, da Lei Municipal nº</w:t>
+      </w:r>
+      <w:r>
+        <w:rPr>
+          <w:rFonts w:ascii="Tahoma" w:eastAsia="Arial Unicode MS" w:hAnsi="Tahoma" w:cs="Tahoma"/>
+          <w:b/>
+          <w:color w:val="000000" w:themeColor="text1"/>
           <w:sz w:val="16"/>
           <w:szCs w:val="16"/>
         </w:rPr>
@@ -838,50 +913,7 @@
       <w:r>
         <w:rPr>
           <w:rFonts w:ascii="Tahoma" w:eastAsia="Arial Unicode MS" w:hAnsi="Tahoma" w:cs="Tahoma"/>
-          <w:b/>
-          <w:sz w:val="16"/>
-          <w:szCs w:val="16"/>
-        </w:rPr>
-        <w:t xml:space="preserve">de 11/06/2022, às fls. </w:t>
-      </w:r>
-      <w:r>
-        <w:rPr>
-          <w:rFonts w:ascii="Tahoma" w:eastAsia="Arial Unicode MS" w:hAnsi="Tahoma" w:cs="Tahoma"/>
-          <w:b/>
-          <w:sz w:val="16"/>
-          <w:szCs w:val="16"/>
-        </w:rPr>
-        <w:t>30</w:t>
-      </w:r>
-      <w:r>
-        <w:rPr>
-          <w:rFonts w:ascii="Tahoma" w:eastAsia="Arial Unicode MS" w:hAnsi="Tahoma" w:cs="Tahoma"/>
-          <w:b/>
-          <w:sz w:val="16"/>
-          <w:szCs w:val="16"/>
-        </w:rPr>
-        <w:t xml:space="preserve">, processo SEI 6020.2021/0018559-7, </w:t>
-      </w:r>
-      <w:r>
-        <w:rPr>
-          <w:rFonts w:ascii="Tahoma" w:eastAsia="Arial Unicode MS" w:hAnsi="Tahoma" w:cs="Tahoma"/>
-          <w:sz w:val="16"/>
-          <w:szCs w:val="16"/>
-        </w:rPr>
-        <w:t>com fundamento na Lei Federal nº 8.666/93, da Lei Municipal nº</w:t>
-      </w:r>
-      <w:r>
-        <w:rPr>
-          <w:rFonts w:ascii="Tahoma" w:eastAsia="Arial Unicode MS" w:hAnsi="Tahoma" w:cs="Tahoma"/>
-          <w:b/>
-          <w:sz w:val="16"/>
-          <w:szCs w:val="16"/>
-        </w:rPr>
-        <w:t xml:space="preserve"> </w:t>
-      </w:r>
-      <w:r>
-        <w:rPr>
-          <w:rFonts w:ascii="Tahoma" w:eastAsia="Arial Unicode MS" w:hAnsi="Tahoma" w:cs="Tahoma"/>
+          <w:color w:val="000000" w:themeColor="text1"/>
           <w:sz w:val="16"/>
           <w:szCs w:val="16"/>
         </w:rPr>
@@ -2036,6 +2068,7 @@
         <w:jc w:val="both"/>
         <w:rPr>
           <w:rFonts w:ascii="Tahoma" w:eastAsia="Arial Unicode MS" w:hAnsi="Tahoma" w:cs="Tahoma"/>
+          <w:color w:val="000000" w:themeColor="text1"/>
           <w:sz w:val="16"/>
           <w:szCs w:val="16"/>
         </w:rPr>
@@ -2059,6 +2092,7 @@
       <w:r>
         <w:rPr>
           <w:rFonts w:ascii="Tahoma" w:eastAsia="Arial Unicode MS" w:hAnsi="Tahoma" w:cs="Tahoma"/>
+          <w:color w:val="000000" w:themeColor="text1"/>
           <w:sz w:val="16"/>
           <w:szCs w:val="16"/>
         </w:rPr>
@@ -2067,6 +2101,7 @@
       <w:r>
         <w:rPr>
           <w:rFonts w:ascii="Tahoma" w:eastAsia="Arial Unicode MS" w:hAnsi="Tahoma" w:cs="Tahoma"/>
+          <w:color w:val="000000" w:themeColor="text1"/>
           <w:sz w:val="16"/>
           <w:szCs w:val="16"/>
         </w:rPr>
@@ -2078,6 +2113,7 @@
           <w:rFonts w:ascii="Tahoma" w:eastAsia="Arial Unicode MS" w:hAnsi="Tahoma" w:cs="Tahoma"/>
           <w:b/>
           <w:bCs/>
+          <w:color w:val="000000" w:themeColor="text1"/>
           <w:sz w:val="16"/>
           <w:szCs w:val="16"/>
         </w:rPr>
@@ -2087,6 +2123,7 @@
         <w:rPr>
           <w:rFonts w:ascii="Tahoma" w:eastAsia="Arial Unicode MS" w:hAnsi="Tahoma" w:cs="Tahoma"/>
           <w:bCs/>
+          <w:color w:val="000000" w:themeColor="text1"/>
           <w:sz w:val="16"/>
           <w:szCs w:val="16"/>
         </w:rPr>
@@ -2095,6 +2132,7 @@
       <w:r>
         <w:rPr>
           <w:rFonts w:ascii="Tahoma" w:eastAsia="Arial Unicode MS" w:hAnsi="Tahoma" w:cs="Tahoma"/>
+          <w:color w:val="000000" w:themeColor="text1"/>
           <w:sz w:val="16"/>
           <w:szCs w:val="16"/>
         </w:rPr>
@@ -2103,36 +2141,28 @@
       <w:r>
         <w:rPr>
           <w:rFonts w:ascii="Tahoma" w:eastAsia="Arial Unicode MS" w:hAnsi="Tahoma" w:cs="Tahoma"/>
-          <w:sz w:val="16"/>
-          <w:szCs w:val="16"/>
-        </w:rPr>
-        <w:t xml:space="preserve"> </w:t>
-      </w:r>
-      <w:r>
-        <w:rPr>
-          <w:rFonts w:ascii="Tahoma" w:eastAsia="Arial Unicode MS" w:hAnsi="Tahoma" w:cs="Tahoma"/>
-          <w:color w:val="EE0000"/>
-          <w:sz w:val="16"/>
-          <w:szCs w:val="16"/>
-        </w:rPr>
-        <w:t>&lt;termo/valor contrato&gt; (&lt;termo/valor contrato atualizado)</w:t>
-      </w:r>
-      <w:r>
-        <w:rPr>
-          <w:rFonts w:ascii="Tahoma" w:eastAsia="Arial Unicode MS" w:hAnsi="Tahoma" w:cs="Tahoma"/>
-          <w:color w:val="EE0000"/>
-          <w:sz w:val="16"/>
-          <w:szCs w:val="16"/>
-        </w:rPr>
-        <w:t>,</w:t>
-      </w:r>
-      <w:r>
-        <w:rPr>
-          <w:rFonts w:ascii="Tahoma" w:eastAsia="Arial Unicode MS" w:hAnsi="Tahoma" w:cs="Tahoma"/>
-          <w:sz w:val="16"/>
-          <w:szCs w:val="16"/>
-        </w:rPr>
-        <w:t xml:space="preserve"> correspondente ao preço previsto oferecido pela</w:t>
+          <w:color w:val="000000" w:themeColor="text1"/>
+          <w:sz w:val="16"/>
+          <w:szCs w:val="16"/>
+        </w:rPr>
+        <w:t xml:space="preserve"> &lt;termo/valor contrato&gt; (&lt;termo/valor contrato atualizado)</w:t>
+      </w:r>
+      <w:r>
+        <w:rPr>
+          <w:rFonts w:ascii="Tahoma" w:eastAsia="Arial Unicode MS" w:hAnsi="Tahoma" w:cs="Tahoma"/>
+          <w:color w:val="000000" w:themeColor="text1"/>
+          <w:sz w:val="16"/>
+          <w:szCs w:val="16"/>
+        </w:rPr>
+        <w:t>, correspondente</w:t>
+      </w:r>
+      <w:r>
+        <w:rPr>
+          <w:rFonts w:ascii="Tahoma" w:eastAsia="Arial Unicode MS" w:hAnsi="Tahoma" w:cs="Tahoma"/>
+          <w:sz w:val="16"/>
+          <w:szCs w:val="16"/>
+        </w:rPr>
+        <w:t xml:space="preserve"> ao preço previsto oferecido pela</w:t>
       </w:r>
       <w:r>
         <w:rPr>

--- a/documento/Termo de Adesão - PF.docx
+++ b/documento/Termo de Adesão - PF.docx
@@ -14,6 +14,16 @@
     </w:p>
     <w:p>
       <w:pPr>
+        <w:rPr>
+          <w:rFonts w:ascii="Tahoma" w:eastAsia="Arial Unicode MS" w:hAnsi="Tahoma" w:cs="Tahoma"/>
+          <w:b/>
+          <w:sz w:val="16"/>
+          <w:szCs w:val="16"/>
+        </w:rPr>
+      </w:pPr>
+    </w:p>
+    <w:p>
+      <w:pPr>
         <w:jc w:val="center"/>
         <w:rPr>
           <w:rFonts w:ascii="Tahoma" w:eastAsia="Arial Unicode MS" w:hAnsi="Tahoma" w:cs="Tahoma"/>
@@ -29,8 +39,9 @@
           <w:sz w:val="16"/>
           <w:szCs w:val="16"/>
         </w:rPr>
-        <w:t>TERMO DE ADESÃO AO CREDENCIAMENTO</w:t>
-      </w:r>
+        <w:t xml:space="preserve">TERMO DE ADESÃO AO CREDENCIAMENTO Nº &lt;termo/termo de </w:t>
+      </w:r>
+      <w:proofErr w:type="spellStart"/>
       <w:r>
         <w:rPr>
           <w:rFonts w:ascii="Tahoma" w:eastAsia="Arial Unicode MS" w:hAnsi="Tahoma" w:cs="Tahoma"/>
@@ -38,8 +49,9 @@
           <w:sz w:val="16"/>
           <w:szCs w:val="16"/>
         </w:rPr>
-        <w:t xml:space="preserve"> Nº </w:t>
-      </w:r>
+        <w:t>adesao</w:t>
+      </w:r>
+      <w:proofErr w:type="spellEnd"/>
       <w:r>
         <w:rPr>
           <w:rFonts w:ascii="Tahoma" w:eastAsia="Arial Unicode MS" w:hAnsi="Tahoma" w:cs="Tahoma"/>
@@ -47,210 +59,162 @@
           <w:sz w:val="16"/>
           <w:szCs w:val="16"/>
         </w:rPr>
+        <w:t>&gt;</w:t>
+      </w:r>
+    </w:p>
+    <w:p>
+      <w:pPr>
+        <w:jc w:val="both"/>
+        <w:rPr>
+          <w:rFonts w:ascii="Tahoma" w:eastAsia="Arial Unicode MS" w:hAnsi="Tahoma" w:cs="Tahoma"/>
+          <w:sz w:val="16"/>
+          <w:szCs w:val="16"/>
+        </w:rPr>
+      </w:pPr>
+    </w:p>
+    <w:p>
+      <w:pPr>
+        <w:jc w:val="both"/>
+        <w:rPr>
+          <w:rFonts w:ascii="Tahoma" w:eastAsia="Arial Unicode MS" w:hAnsi="Tahoma" w:cs="Tahoma"/>
+          <w:sz w:val="16"/>
+          <w:szCs w:val="16"/>
+        </w:rPr>
+      </w:pPr>
+    </w:p>
+    <w:p>
+      <w:pPr>
+        <w:ind w:right="60"/>
+        <w:jc w:val="both"/>
+        <w:rPr>
+          <w:rFonts w:ascii="Tahoma" w:eastAsia="Arial Unicode MS" w:hAnsi="Tahoma" w:cs="Tahoma"/>
+          <w:b/>
+          <w:sz w:val="16"/>
+          <w:szCs w:val="16"/>
+        </w:rPr>
+      </w:pPr>
+      <w:r>
+        <w:rPr>
+          <w:rFonts w:ascii="Tahoma" w:eastAsia="Arial Unicode MS" w:hAnsi="Tahoma" w:cs="Tahoma"/>
+          <w:b/>
+          <w:sz w:val="16"/>
+          <w:szCs w:val="16"/>
+        </w:rPr>
+        <w:t>CREDENCIANTE</w:t>
+      </w:r>
+      <w:r>
+        <w:rPr>
+          <w:rFonts w:ascii="Tahoma" w:eastAsia="Arial Unicode MS" w:hAnsi="Tahoma" w:cs="Tahoma"/>
+          <w:sz w:val="16"/>
+          <w:szCs w:val="16"/>
+        </w:rPr>
+        <w:t>:</w:t>
+      </w:r>
+      <w:r>
+        <w:rPr>
+          <w:rFonts w:ascii="Tahoma" w:eastAsia="Arial Unicode MS" w:hAnsi="Tahoma" w:cs="Tahoma"/>
+          <w:b/>
+          <w:sz w:val="16"/>
+          <w:szCs w:val="16"/>
+        </w:rPr>
+        <w:t xml:space="preserve"> PREFEITURA DO MUNICÍPIO DE SÃO PAULO, por meio do Departamento de Transportes Públicos - DTP da Secretaria Municipal de Mobilidade Urbana e Transporte – SMT.</w:t>
+      </w:r>
+    </w:p>
+    <w:p>
+      <w:pPr>
+        <w:jc w:val="both"/>
+        <w:rPr>
+          <w:rFonts w:ascii="Tahoma" w:eastAsia="Arial Unicode MS" w:hAnsi="Tahoma" w:cs="Tahoma"/>
+          <w:sz w:val="16"/>
+          <w:szCs w:val="16"/>
+        </w:rPr>
+      </w:pPr>
+    </w:p>
+    <w:p>
+      <w:pPr>
+        <w:jc w:val="both"/>
+        <w:rPr>
+          <w:rFonts w:ascii="Tahoma" w:eastAsia="Arial Unicode MS" w:hAnsi="Tahoma" w:cs="Tahoma"/>
+          <w:sz w:val="16"/>
+          <w:szCs w:val="16"/>
+        </w:rPr>
+      </w:pPr>
+    </w:p>
+    <w:p>
+      <w:pPr>
+        <w:jc w:val="both"/>
+        <w:rPr>
+          <w:rFonts w:ascii="Tahoma" w:eastAsia="Arial Unicode MS" w:hAnsi="Tahoma" w:cs="Tahoma"/>
+          <w:sz w:val="16"/>
+          <w:szCs w:val="16"/>
+        </w:rPr>
+      </w:pPr>
+      <w:r>
+        <w:rPr>
+          <w:rFonts w:ascii="Tahoma" w:eastAsia="Arial Unicode MS" w:hAnsi="Tahoma" w:cs="Tahoma"/>
+          <w:b/>
+          <w:sz w:val="16"/>
+          <w:szCs w:val="16"/>
+        </w:rPr>
+        <w:t xml:space="preserve">CREDENCIADO: </w:t>
+      </w:r>
+      <w:r>
+        <w:rPr>
+          <w:rFonts w:ascii="Tahoma" w:eastAsia="Arial Unicode MS" w:hAnsi="Tahoma" w:cs="Tahoma"/>
+          <w:color w:val="000000" w:themeColor="text1"/>
+          <w:sz w:val="16"/>
+          <w:szCs w:val="16"/>
+        </w:rPr>
         <w:fldChar w:fldCharType="begin"/>
       </w:r>
       <w:r>
         <w:rPr>
           <w:rFonts w:ascii="Tahoma" w:eastAsia="Arial Unicode MS" w:hAnsi="Tahoma" w:cs="Tahoma"/>
+          <w:color w:val="000000" w:themeColor="text1"/>
+          <w:sz w:val="16"/>
+          <w:szCs w:val="16"/>
+        </w:rPr>
+        <w:instrText xml:space="preserve"> MERGEFIELD Credenciado </w:instrText>
+      </w:r>
+      <w:r>
+        <w:rPr>
+          <w:rFonts w:ascii="Tahoma" w:eastAsia="Arial Unicode MS" w:hAnsi="Tahoma" w:cs="Tahoma"/>
+          <w:color w:val="000000" w:themeColor="text1"/>
+          <w:sz w:val="16"/>
+          <w:szCs w:val="16"/>
+        </w:rPr>
+        <w:fldChar w:fldCharType="separate"/>
+      </w:r>
+      <w:r>
+        <w:rPr>
+          <w:rFonts w:ascii="Tahoma" w:eastAsia="Arial Unicode MS" w:hAnsi="Tahoma" w:cs="Tahoma"/>
+          <w:noProof/>
+          <w:color w:val="000000" w:themeColor="text1"/>
+          <w:sz w:val="16"/>
+          <w:szCs w:val="16"/>
+        </w:rPr>
+        <w:t>&lt;termo/credenciado&gt;</w:t>
+      </w:r>
+      <w:r>
+        <w:rPr>
+          <w:rFonts w:ascii="Tahoma" w:eastAsia="Arial Unicode MS" w:hAnsi="Tahoma" w:cs="Tahoma"/>
+          <w:color w:val="000000" w:themeColor="text1"/>
+          <w:sz w:val="16"/>
+          <w:szCs w:val="16"/>
+        </w:rPr>
+        <w:fldChar w:fldCharType="end"/>
+      </w:r>
+    </w:p>
+    <w:p>
+      <w:pPr>
+        <w:jc w:val="center"/>
+        <w:rPr>
+          <w:rFonts w:ascii="Tahoma" w:eastAsia="Arial Unicode MS" w:hAnsi="Tahoma" w:cs="Tahoma"/>
           <w:b/>
           <w:sz w:val="16"/>
           <w:szCs w:val="16"/>
         </w:rPr>
-        <w:instrText xml:space="preserve"> MERGEFIELD Termo_de_adesao </w:instrText>
-      </w:r>
-      <w:r>
-        <w:rPr>
-          <w:rFonts w:ascii="Tahoma" w:eastAsia="Arial Unicode MS" w:hAnsi="Tahoma" w:cs="Tahoma"/>
-          <w:b/>
-          <w:sz w:val="16"/>
-          <w:szCs w:val="16"/>
-        </w:rPr>
-        <w:fldChar w:fldCharType="separate"/>
-      </w:r>
-      <w:r>
-        <w:rPr>
-          <w:rFonts w:ascii="Tahoma" w:eastAsia="Arial Unicode MS" w:hAnsi="Tahoma" w:cs="Tahoma"/>
-          <w:b/>
-          <w:noProof/>
-          <w:sz w:val="16"/>
-          <w:szCs w:val="16"/>
-        </w:rPr>
-        <w:t>2024/0012218</w:t>
-      </w:r>
-      <w:r>
-        <w:rPr>
-          <w:rFonts w:ascii="Tahoma" w:eastAsia="Arial Unicode MS" w:hAnsi="Tahoma" w:cs="Tahoma"/>
-          <w:b/>
-          <w:sz w:val="16"/>
-          <w:szCs w:val="16"/>
-        </w:rPr>
-        <w:fldChar w:fldCharType="end"/>
-      </w:r>
-    </w:p>
-    <w:p>
-      <w:pPr>
-        <w:jc w:val="both"/>
-        <w:rPr>
-          <w:rFonts w:ascii="Tahoma" w:eastAsia="Arial Unicode MS" w:hAnsi="Tahoma" w:cs="Tahoma"/>
-          <w:sz w:val="16"/>
-          <w:szCs w:val="16"/>
-        </w:rPr>
-      </w:pPr>
-    </w:p>
-    <w:p>
-      <w:pPr>
-        <w:jc w:val="both"/>
-        <w:rPr>
-          <w:rFonts w:ascii="Tahoma" w:eastAsia="Arial Unicode MS" w:hAnsi="Tahoma" w:cs="Tahoma"/>
-          <w:sz w:val="16"/>
-          <w:szCs w:val="16"/>
-        </w:rPr>
-      </w:pPr>
-    </w:p>
-    <w:p>
-      <w:pPr>
-        <w:ind w:right="60"/>
-        <w:jc w:val="both"/>
-        <w:rPr>
-          <w:rFonts w:ascii="Tahoma" w:eastAsia="Arial Unicode MS" w:hAnsi="Tahoma" w:cs="Tahoma"/>
-          <w:b/>
-          <w:sz w:val="16"/>
-          <w:szCs w:val="16"/>
-        </w:rPr>
-      </w:pPr>
-      <w:r>
-        <w:rPr>
-          <w:rFonts w:ascii="Tahoma" w:eastAsia="Arial Unicode MS" w:hAnsi="Tahoma" w:cs="Tahoma"/>
-          <w:b/>
-          <w:sz w:val="16"/>
-          <w:szCs w:val="16"/>
-        </w:rPr>
-        <w:t>CREDENCIANTE</w:t>
-      </w:r>
-      <w:r>
-        <w:rPr>
-          <w:rFonts w:ascii="Tahoma" w:eastAsia="Arial Unicode MS" w:hAnsi="Tahoma" w:cs="Tahoma"/>
-          <w:sz w:val="16"/>
-          <w:szCs w:val="16"/>
-        </w:rPr>
-        <w:t>:</w:t>
-      </w:r>
-      <w:r>
-        <w:rPr>
-          <w:rFonts w:ascii="Tahoma" w:eastAsia="Arial Unicode MS" w:hAnsi="Tahoma" w:cs="Tahoma"/>
-          <w:b/>
-          <w:sz w:val="16"/>
-          <w:szCs w:val="16"/>
-        </w:rPr>
-        <w:t xml:space="preserve"> PREFEITURA DO MUNICÍPIO DE SÃO PAULO, por meio do Departamento de Transportes Públicos - DTP da Secretaria Municipal de Mobilidade </w:t>
-      </w:r>
-      <w:r>
-        <w:rPr>
-          <w:rFonts w:ascii="Tahoma" w:eastAsia="Arial Unicode MS" w:hAnsi="Tahoma" w:cs="Tahoma"/>
-          <w:b/>
-          <w:sz w:val="16"/>
-          <w:szCs w:val="16"/>
-        </w:rPr>
-        <w:t>Urbana e Transporte</w:t>
-      </w:r>
-      <w:r>
-        <w:rPr>
-          <w:rFonts w:ascii="Tahoma" w:eastAsia="Arial Unicode MS" w:hAnsi="Tahoma" w:cs="Tahoma"/>
-          <w:b/>
-          <w:sz w:val="16"/>
-          <w:szCs w:val="16"/>
-        </w:rPr>
-        <w:t xml:space="preserve"> – SMT.</w:t>
-      </w:r>
-    </w:p>
-    <w:p>
-      <w:pPr>
-        <w:jc w:val="both"/>
-        <w:rPr>
-          <w:rFonts w:ascii="Tahoma" w:eastAsia="Arial Unicode MS" w:hAnsi="Tahoma" w:cs="Tahoma"/>
-          <w:sz w:val="16"/>
-          <w:szCs w:val="16"/>
-        </w:rPr>
-      </w:pPr>
-    </w:p>
-    <w:p>
-      <w:pPr>
-        <w:jc w:val="both"/>
-        <w:rPr>
-          <w:rFonts w:ascii="Tahoma" w:eastAsia="Arial Unicode MS" w:hAnsi="Tahoma" w:cs="Tahoma"/>
-          <w:sz w:val="16"/>
-          <w:szCs w:val="16"/>
-        </w:rPr>
-      </w:pPr>
-    </w:p>
-    <w:p>
-      <w:pPr>
-        <w:jc w:val="both"/>
-        <w:rPr>
-          <w:rFonts w:ascii="Tahoma" w:eastAsia="Arial Unicode MS" w:hAnsi="Tahoma" w:cs="Tahoma"/>
-          <w:sz w:val="16"/>
-          <w:szCs w:val="16"/>
-        </w:rPr>
-      </w:pPr>
-      <w:r>
-        <w:rPr>
-          <w:rFonts w:ascii="Tahoma" w:eastAsia="Arial Unicode MS" w:hAnsi="Tahoma" w:cs="Tahoma"/>
-          <w:b/>
-          <w:sz w:val="16"/>
-          <w:szCs w:val="16"/>
-        </w:rPr>
-        <w:t>CREDENCIADO:</w:t>
-      </w:r>
-      <w:r>
-        <w:rPr>
-          <w:rFonts w:ascii="Tahoma" w:eastAsia="Arial Unicode MS" w:hAnsi="Tahoma" w:cs="Tahoma"/>
-          <w:b/>
-          <w:sz w:val="16"/>
-          <w:szCs w:val="16"/>
-        </w:rPr>
-        <w:t xml:space="preserve"> </w:t>
-      </w:r>
-      <w:r>
-        <w:rPr>
-          <w:rFonts w:ascii="Tahoma" w:eastAsia="Arial Unicode MS" w:hAnsi="Tahoma" w:cs="Tahoma"/>
-          <w:sz w:val="16"/>
-          <w:szCs w:val="16"/>
-        </w:rPr>
-        <w:fldChar w:fldCharType="begin"/>
-      </w:r>
-      <w:r>
-        <w:rPr>
-          <w:rFonts w:ascii="Tahoma" w:eastAsia="Arial Unicode MS" w:hAnsi="Tahoma" w:cs="Tahoma"/>
-          <w:sz w:val="16"/>
-          <w:szCs w:val="16"/>
-        </w:rPr>
-        <w:instrText xml:space="preserve"> MERGEFIELD Credenciado </w:instrText>
-      </w:r>
-      <w:r>
-        <w:rPr>
-          <w:rFonts w:ascii="Tahoma" w:eastAsia="Arial Unicode MS" w:hAnsi="Tahoma" w:cs="Tahoma"/>
-          <w:sz w:val="16"/>
-          <w:szCs w:val="16"/>
-        </w:rPr>
-        <w:fldChar w:fldCharType="separate"/>
-      </w:r>
-      <w:r>
-        <w:rPr>
-          <w:rFonts w:ascii="Tahoma" w:eastAsia="Arial Unicode MS" w:hAnsi="Tahoma" w:cs="Tahoma"/>
-          <w:noProof/>
-          <w:sz w:val="16"/>
-          <w:szCs w:val="16"/>
-        </w:rPr>
-        <w:t>AILTON HONORATO DE SOUSA</w:t>
-      </w:r>
-      <w:r>
-        <w:rPr>
-          <w:rFonts w:ascii="Tahoma" w:eastAsia="Arial Unicode MS" w:hAnsi="Tahoma" w:cs="Tahoma"/>
-          <w:sz w:val="16"/>
-          <w:szCs w:val="16"/>
-        </w:rPr>
-        <w:fldChar w:fldCharType="end"/>
-      </w:r>
+      </w:pPr>
     </w:p>
     <w:p>
       <w:pPr>
@@ -1389,6 +1353,7 @@
           <w:sz w:val="16"/>
           <w:szCs w:val="16"/>
         </w:rPr>
+        <w:lastRenderedPageBreak/>
         <w:t>1.6.</w:t>
       </w:r>
       <w:r>
@@ -1430,7 +1395,6 @@
           <w:sz w:val="16"/>
           <w:szCs w:val="16"/>
         </w:rPr>
-        <w:lastRenderedPageBreak/>
         <w:t>1.7.</w:t>
       </w:r>
       <w:r>
@@ -2357,6 +2321,7 @@
           <w:sz w:val="16"/>
           <w:szCs w:val="16"/>
         </w:rPr>
+        <w:lastRenderedPageBreak/>
         <w:t>5.1.</w:t>
       </w:r>
       <w:r>
@@ -2412,7 +2377,6 @@
           <w:sz w:val="16"/>
           <w:szCs w:val="16"/>
         </w:rPr>
-        <w:lastRenderedPageBreak/>
         <w:tab/>
         <w:t>5.1.1. A remuneração fixa, prevista no Anexo I, somente será paga àqueles que atingirem o mínimo da demanda constante nas tabelas.</w:t>
       </w:r>
@@ -3220,7 +3184,16 @@
           <w:sz w:val="16"/>
           <w:szCs w:val="16"/>
         </w:rPr>
-        <w:t xml:space="preserve"> o educando/criança perca o direito ao transporte em dia que não seja o último dia do mês, o pagamento será proporcional.</w:t>
+        <w:t xml:space="preserve"> o </w:t>
+      </w:r>
+      <w:r>
+        <w:rPr>
+          <w:rFonts w:ascii="Tahoma" w:eastAsia="Arial Unicode MS" w:hAnsi="Tahoma" w:cs="Tahoma"/>
+          <w:sz w:val="16"/>
+          <w:szCs w:val="16"/>
+        </w:rPr>
+        <w:lastRenderedPageBreak/>
+        <w:t>educando/criança perca o direito ao transporte em dia que não seja o último dia do mês, o pagamento será proporcional.</w:t>
       </w:r>
     </w:p>
     <w:p>
@@ -3252,7 +3225,6 @@
           <w:sz w:val="16"/>
           <w:szCs w:val="16"/>
         </w:rPr>
-        <w:lastRenderedPageBreak/>
         <w:t>5.7.</w:t>
       </w:r>
       <w:r>
@@ -6019,7 +5991,16 @@
           <w:sz w:val="16"/>
           <w:szCs w:val="16"/>
         </w:rPr>
-        <w:t xml:space="preserve"> a efetuar o transporte de parte da demanda assumida, após confirmada a demanda pela DRE e emitida a respectiva Ordem de Serviço pelo DTP, podendo a CREDENCIANTE rescindir o presente Termo.</w:t>
+        <w:t xml:space="preserve"> a efetuar o transporte de parte da demanda assumida, após confirmada a demanda pela DRE e </w:t>
+      </w:r>
+      <w:r>
+        <w:rPr>
+          <w:rFonts w:ascii="Tahoma" w:eastAsia="Arial Unicode MS" w:hAnsi="Tahoma" w:cs="Tahoma"/>
+          <w:sz w:val="16"/>
+          <w:szCs w:val="16"/>
+        </w:rPr>
+        <w:lastRenderedPageBreak/>
+        <w:t>emitida a respectiva Ordem de Serviço pelo DTP, podendo a CREDENCIANTE rescindir o presente Termo.</w:t>
       </w:r>
     </w:p>
     <w:p>
@@ -6049,7 +6030,6 @@
           <w:sz w:val="16"/>
           <w:szCs w:val="16"/>
         </w:rPr>
-        <w:lastRenderedPageBreak/>
         <w:t>8.2.8.</w:t>
       </w:r>
       <w:r>
@@ -9477,6 +9457,7 @@
                 <w:sz w:val="16"/>
                 <w:szCs w:val="16"/>
               </w:rPr>
+              <w:lastRenderedPageBreak/>
               <w:t>2 alunos</w:t>
             </w:r>
           </w:p>
